--- a/images/Ahash resume...pdf.docx
+++ b/images/Ahash resume...pdf.docx
@@ -778,8 +778,8 @@
           <w:bCs/>
           <w:i/>
           <w:iCs/>
-          <w:sz w:val="19"/>
-          <w:szCs w:val="19"/>
+          <w:sz w:val="17"/>
+          <w:szCs w:val="17"/>
         </w:rPr>
       </w:pPr>
       <w:r>
@@ -802,6 +802,31 @@
         </w:rPr>
         <w:t xml:space="preserve">  </w:t>
       </w:r>
+      <w:r>
+        <w:rPr>
+          <w:b/>
+          <w:bCs/>
+          <w:i/>
+          <w:iCs/>
+          <w:sz w:val="19"/>
+          <w:szCs w:val="19"/>
+        </w:rPr>
+        <w:t xml:space="preserve">          </w:t>
+      </w:r>
+      <w:hyperlink r:id="rId8" w:history="1">
+        <w:r>
+          <w:rPr>
+            <w:rStyle w:val="Hyperlink"/>
+            <w:b/>
+            <w:bCs/>
+            <w:i/>
+            <w:iCs/>
+            <w:sz w:val="17"/>
+            <w:szCs w:val="17"/>
+          </w:rPr>
+          <w:t>https://ahash33.github.io/portfolio.../</w:t>
+        </w:r>
+      </w:hyperlink>
     </w:p>
     <w:p>
       <w:pPr>
@@ -1007,7 +1032,7 @@
         </w:rPr>
         <w:t xml:space="preserve">         </w:t>
       </w:r>
-      <w:hyperlink r:id="rId8" w:history="1">
+      <w:hyperlink r:id="rId9" w:history="1">
         <w:r>
           <w:rPr>
             <w:rStyle w:val="Hyperlink"/>
@@ -2179,7 +2204,6 @@
   <w:style w:type="character" w:default="1" w:styleId="DefaultParagraphFont">
     <w:name w:val="Default Paragraph Font"/>
     <w:uiPriority w:val="1"/>
-    <w:semiHidden/>
     <w:unhideWhenUsed/>
   </w:style>
   <w:style w:type="table" w:default="1" w:styleId="TableNormal">
